--- a/docs/grant-summaries/meyer-housing-2026.docx
+++ b/docs/grant-summaries/meyer-housing-2026.docx
@@ -530,7 +530,7 @@
         </w:rPr>
         <w:t xml:space="preserve">Official funder page: </w:t>
       </w:r>
-      <w:hyperlink w:history="1" r:id="rIdwlmvx_wu23jpkm35m2krn">
+      <w:hyperlink w:history="1" r:id="rId0am7tuqujrowjvq1vqcpt">
         <w:r>
           <w:rPr>
             <w:rStyle w:val="Hyperlink"/>

--- a/docs/grant-summaries/meyer-housing-2026.docx
+++ b/docs/grant-summaries/meyer-housing-2026.docx
@@ -530,7 +530,7 @@
         </w:rPr>
         <w:t xml:space="preserve">Official funder page: </w:t>
       </w:r>
-      <w:hyperlink w:history="1" r:id="rId0am7tuqujrowjvq1vqcpt">
+      <w:hyperlink w:history="1" r:id="rId0kcwrqhtviqk69gyzdytb">
         <w:r>
           <w:rPr>
             <w:rStyle w:val="Hyperlink"/>

--- a/docs/grant-summaries/meyer-housing-2026.docx
+++ b/docs/grant-summaries/meyer-housing-2026.docx
@@ -444,6 +444,23 @@
         <w:pStyle w:val="Heading2"/>
       </w:pPr>
       <w:r>
+        <w:t xml:space="preserve">How This Applies to Proud Ground</w:t>
+      </w:r>
+    </w:p>
+    <w:p>
+      <w:r>
+        <w:rPr>
+          <w:sz w:val="22"/>
+          <w:szCs w:val="22"/>
+        </w:rPr>
+        <w:t xml:space="preserve">Meyer's housing funding aligns directly with Proud Ground's core work of producing and preserving permanently affordable homeownership for first-time and BIPOC buyers. The multi-year and general-operating flexibility makes it well suited to stabilizing staffing or seeding a new development pipeline rather than a one-off project.</w:t>
+      </w:r>
+    </w:p>
+    <w:p>
+      <w:pPr>
+        <w:pStyle w:val="Heading2"/>
+      </w:pPr>
+      <w:r>
         <w:t xml:space="preserve">Application Checklist — What You’ll Need</w:t>
       </w:r>
     </w:p>
@@ -530,7 +547,7 @@
         </w:rPr>
         <w:t xml:space="preserve">Official funder page: </w:t>
       </w:r>
-      <w:hyperlink w:history="1" r:id="rId0kcwrqhtviqk69gyzdytb">
+      <w:hyperlink w:history="1" r:id="rId3ghcbpch-b7lz8qjxz_45">
         <w:r>
           <w:rPr>
             <w:rStyle w:val="Hyperlink"/>

--- a/docs/grant-summaries/meyer-housing-2026.docx
+++ b/docs/grant-summaries/meyer-housing-2026.docx
@@ -547,7 +547,7 @@
         </w:rPr>
         <w:t xml:space="preserve">Official funder page: </w:t>
       </w:r>
-      <w:hyperlink w:history="1" r:id="rId3ghcbpch-b7lz8qjxz_45">
+      <w:hyperlink w:history="1" r:id="rIdvwyuzoya-ebkeol-que_u">
         <w:r>
           <w:rPr>
             <w:rStyle w:val="Hyperlink"/>
